--- a/curriculos/Curriculo 115-03/microcurriculos/II SEMESTRE/1155202_Algebra_Lineal.docx
+++ b/curriculos/Curriculo 115-03/microcurriculos/II SEMESTRE/1155202_Algebra_Lineal.docx
@@ -1235,6 +1235,14 @@
                 <w:rtl w:val="0"/>
               </w:rPr>
             </w:r>
+            <w:r>
+              <w:rPr>
+                <w:rFonts w:ascii="Arial" w:cs="Arial" w:eastAsia="Arial" w:hAnsi="Arial"/>
+                <w:sz w:val="15"/>
+                <w:szCs w:val="15"/>
+              </w:rPr>
+              <w:t>3</w:t>
+            </w:r>
           </w:p>
         </w:tc>
       </w:tr>
@@ -2150,16 +2158,10 @@
               <w:rPr>
                 <w:rFonts w:ascii="Arial" w:cs="Arial" w:eastAsia="Arial" w:hAnsi="Arial"/>
                 <w:b w:val="1"/>
-                <w:sz w:val="18"/>
-                <w:szCs w:val="18"/>
-                <w:rtl w:val="0"/>
+                <w:sz w:val="16"/>
+                <w:szCs w:val="16"/>
               </w:rPr>
               <w:t xml:space="preserve">1155101</w:t>
-            </w:r>
-            <w:r>
-              <w:rPr>
-                <w:rtl w:val="0"/>
-              </w:rPr>
             </w:r>
           </w:p>
         </w:tc>
@@ -2182,9 +2184,8 @@
                 <w:b w:val="1"/>
                 <w:sz w:val="16"/>
                 <w:szCs w:val="16"/>
-                <w:rtl w:val="0"/>
-              </w:rPr>
-              <w:t xml:space="preserve">Calculo diferencial</w:t>
+              </w:rPr>
+              <w:t xml:space="preserve">Cálculo Diferencial</w:t>
             </w:r>
           </w:p>
         </w:tc>
